--- a/smart-grid-pipeline/docs/Demo_Video_Script_9min.docx
+++ b/smart-grid-pipeline/docs/Demo_Video_Script_9min.docx
@@ -31,7 +31,7 @@
         <w:jc w:val="center"/>
       </w:pPr>
       <w:r>
-        <w:t>EC8203 Applied Big Data Engineering — Mini Project (Use Case 3: Smart Grid Energy Monitoring &amp; Billing). Speaking pace is about 140 words per minute; timings include time for clicking between tabs.</w:t>
+        <w:t>EC8202 Big Data Analytics — Mini Project (Use Case 3: Smart Grid Energy Monitoring &amp; Billing). Speaking pace is about 140 words per minute; timings include time for clicking between tabs.</w:t>
       </w:r>
     </w:p>
     <w:p>
@@ -1323,7 +1323,7 @@
           <w:sz w:val="24"/>
           <w:szCs w:val="24"/>
         </w:rPr>
-        <w:t xml:space="preserve">Hi, we are [your names], and this is our EC8203 mini project: a </w:t>
+        <w:t xml:space="preserve">Hi, we are [your names], and this is our EC8202 mini project: a </w:t>
       </w:r>
       <w:r>
         <w:rPr>
